--- a/Docs/PA3/Deployment Plan Document.docx
+++ b/Docs/PA3/Deployment Plan Document.docx
@@ -19,8 +19,39 @@
           <w:sz w:val="32"/>
           <w:szCs w:val="32"/>
         </w:rPr>
-        <w:t>BİL481 – Yazılım Mühendisliği</w:t>
-      </w:r>
+        <w:t xml:space="preserve">BİL481 – </w:t>
+      </w:r>
+      <w:proofErr w:type="spellStart"/>
+      <w:r>
+        <w:rPr>
+          <w:rFonts w:ascii="Arial" w:hAnsi="Arial" w:cs="Arial"/>
+          <w:b/>
+          <w:sz w:val="32"/>
+          <w:szCs w:val="32"/>
+        </w:rPr>
+        <w:t>Yazılım</w:t>
+      </w:r>
+      <w:proofErr w:type="spellEnd"/>
+      <w:r>
+        <w:rPr>
+          <w:rFonts w:ascii="Arial" w:hAnsi="Arial" w:cs="Arial"/>
+          <w:b/>
+          <w:sz w:val="32"/>
+          <w:szCs w:val="32"/>
+        </w:rPr>
+        <w:t xml:space="preserve"> </w:t>
+      </w:r>
+      <w:proofErr w:type="spellStart"/>
+      <w:r>
+        <w:rPr>
+          <w:rFonts w:ascii="Arial" w:hAnsi="Arial" w:cs="Arial"/>
+          <w:b/>
+          <w:sz w:val="32"/>
+          <w:szCs w:val="32"/>
+        </w:rPr>
+        <w:t>Mühendisliği</w:t>
+      </w:r>
+      <w:proofErr w:type="spellEnd"/>
     </w:p>
     <w:p>
       <w:pPr>
@@ -169,12 +200,37 @@
           <w:b/>
         </w:rPr>
       </w:pPr>
+      <w:proofErr w:type="spellStart"/>
       <w:r>
         <w:rPr>
           <w:rFonts w:ascii="Arial" w:hAnsi="Arial" w:cs="Arial"/>
           <w:b/>
         </w:rPr>
-        <w:t>Katkı Sağlayanlar:</w:t>
+        <w:t>Katkı</w:t>
+      </w:r>
+      <w:proofErr w:type="spellEnd"/>
+      <w:r>
+        <w:rPr>
+          <w:rFonts w:ascii="Arial" w:hAnsi="Arial" w:cs="Arial"/>
+          <w:b/>
+        </w:rPr>
+        <w:t xml:space="preserve"> </w:t>
+      </w:r>
+      <w:proofErr w:type="spellStart"/>
+      <w:r>
+        <w:rPr>
+          <w:rFonts w:ascii="Arial" w:hAnsi="Arial" w:cs="Arial"/>
+          <w:b/>
+        </w:rPr>
+        <w:t>Sağlayanlar</w:t>
+      </w:r>
+      <w:proofErr w:type="spellEnd"/>
+      <w:r>
+        <w:rPr>
+          <w:rFonts w:ascii="Arial" w:hAnsi="Arial" w:cs="Arial"/>
+          <w:b/>
+        </w:rPr>
+        <w:t>:</w:t>
       </w:r>
     </w:p>
     <w:p>
@@ -216,7 +272,21 @@
         <w:rPr>
           <w:rFonts w:ascii="Arial" w:hAnsi="Arial" w:cs="Arial"/>
         </w:rPr>
-        <w:t>Erhan Hıdır Mersin 241101002</w:t>
+        <w:t xml:space="preserve">Erhan </w:t>
+      </w:r>
+      <w:proofErr w:type="spellStart"/>
+      <w:r>
+        <w:rPr>
+          <w:rFonts w:ascii="Arial" w:hAnsi="Arial" w:cs="Arial"/>
+        </w:rPr>
+        <w:t>Hıdır</w:t>
+      </w:r>
+      <w:proofErr w:type="spellEnd"/>
+      <w:r>
+        <w:rPr>
+          <w:rFonts w:ascii="Arial" w:hAnsi="Arial" w:cs="Arial"/>
+        </w:rPr>
+        <w:t xml:space="preserve"> Mersin 241101002</w:t>
       </w:r>
     </w:p>
     <w:p>
@@ -247,7 +317,21 @@
         <w:rPr>
           <w:rFonts w:ascii="Arial" w:hAnsi="Arial" w:cs="Arial"/>
         </w:rPr>
-        <w:t>Zeynep Sarılar 231101006</w:t>
+        <w:t xml:space="preserve">Zeynep </w:t>
+      </w:r>
+      <w:proofErr w:type="spellStart"/>
+      <w:r>
+        <w:rPr>
+          <w:rFonts w:ascii="Arial" w:hAnsi="Arial" w:cs="Arial"/>
+        </w:rPr>
+        <w:t>Sarılar</w:t>
+      </w:r>
+      <w:proofErr w:type="spellEnd"/>
+      <w:r>
+        <w:rPr>
+          <w:rFonts w:ascii="Arial" w:hAnsi="Arial" w:cs="Arial"/>
+        </w:rPr>
+        <w:t xml:space="preserve"> 231101006</w:t>
       </w:r>
     </w:p>
     <w:p>
@@ -282,18 +366,22 @@
     </w:p>
     <w:p>
       <w:pPr>
-        <w:pStyle w:val="Heading1"/>
-        <w:rPr>
-          <w:rFonts w:ascii="Arial" w:hAnsi="Arial" w:cs="Arial"/>
-          <w:color w:val="auto"/>
-        </w:rPr>
-      </w:pPr>
-      <w:r>
-        <w:rPr>
-          <w:rFonts w:ascii="Arial" w:hAnsi="Arial" w:cs="Arial"/>
-          <w:color w:val="auto"/>
-        </w:rPr>
-        <w:t>Project Design Document</w:t>
+        <w:rPr>
+          <w:rFonts w:ascii="Arial" w:hAnsi="Arial" w:cs="Arial"/>
+          <w:b/>
+          <w:sz w:val="40"/>
+          <w:szCs w:val="40"/>
+        </w:rPr>
+      </w:pPr>
+      <w:r>
+        <w:rPr>
+          <w:rFonts w:ascii="Arial" w:hAnsi="Arial" w:cs="Arial"/>
+          <w:b/>
+          <w:sz w:val="40"/>
+          <w:szCs w:val="40"/>
+        </w:rPr>
+        <w:lastRenderedPageBreak/>
+        <w:t>Deployment Plan Document</w:t>
       </w:r>
     </w:p>
     <w:p>
@@ -579,14 +667,44 @@
               <w:rPr>
                 <w:rFonts w:ascii="Arial" w:hAnsi="Arial" w:cs="Arial"/>
               </w:rPr>
-              <w:t xml:space="preserve">Deployment Overwiev </w:t>
+              <w:t xml:space="preserve">Deployment </w:t>
             </w:r>
+            <w:proofErr w:type="spellStart"/>
             <w:r>
               <w:rPr>
                 <w:rFonts w:ascii="Arial" w:hAnsi="Arial" w:cs="Arial"/>
               </w:rPr>
-              <w:t>bölümünün yazılması</w:t>
+              <w:t>Overwiev</w:t>
             </w:r>
+            <w:proofErr w:type="spellEnd"/>
+            <w:r>
+              <w:rPr>
+                <w:rFonts w:ascii="Arial" w:hAnsi="Arial" w:cs="Arial"/>
+              </w:rPr>
+              <w:t xml:space="preserve"> </w:t>
+            </w:r>
+            <w:proofErr w:type="spellStart"/>
+            <w:r>
+              <w:rPr>
+                <w:rFonts w:ascii="Arial" w:hAnsi="Arial" w:cs="Arial"/>
+              </w:rPr>
+              <w:t>bölümünün</w:t>
+            </w:r>
+            <w:proofErr w:type="spellEnd"/>
+            <w:r>
+              <w:rPr>
+                <w:rFonts w:ascii="Arial" w:hAnsi="Arial" w:cs="Arial"/>
+              </w:rPr>
+              <w:t xml:space="preserve"> </w:t>
+            </w:r>
+            <w:proofErr w:type="spellStart"/>
+            <w:r>
+              <w:rPr>
+                <w:rFonts w:ascii="Arial" w:hAnsi="Arial" w:cs="Arial"/>
+              </w:rPr>
+              <w:t>yazılması</w:t>
+            </w:r>
+            <w:proofErr w:type="spellEnd"/>
             <w:r>
               <w:rPr>
                 <w:rFonts w:ascii="Arial" w:hAnsi="Arial" w:cs="Arial"/>
@@ -651,8 +769,23 @@
               <w:rPr>
                 <w:rFonts w:ascii="Arial" w:hAnsi="Arial" w:cs="Arial"/>
               </w:rPr>
-              <w:t xml:space="preserve">Deployment Overwiev </w:t>
+              <w:t xml:space="preserve">Deployment </w:t>
             </w:r>
+            <w:proofErr w:type="spellStart"/>
+            <w:r>
+              <w:rPr>
+                <w:rFonts w:ascii="Arial" w:hAnsi="Arial" w:cs="Arial"/>
+              </w:rPr>
+              <w:t>Overwiev</w:t>
+            </w:r>
+            <w:proofErr w:type="spellEnd"/>
+            <w:r>
+              <w:rPr>
+                <w:rFonts w:ascii="Arial" w:hAnsi="Arial" w:cs="Arial"/>
+              </w:rPr>
+              <w:t xml:space="preserve"> </w:t>
+            </w:r>
+            <w:proofErr w:type="spellStart"/>
             <w:r>
               <w:rPr>
                 <w:rFonts w:ascii="Arial" w:hAnsi="Arial" w:cs="Arial"/>
@@ -665,6 +798,7 @@
               </w:rPr>
               <w:t>de</w:t>
             </w:r>
+            <w:proofErr w:type="spellEnd"/>
             <w:r>
               <w:rPr>
                 <w:rFonts w:ascii="Arial" w:hAnsi="Arial" w:cs="Arial"/>
@@ -683,23 +817,33 @@
               </w:rPr>
               <w:t xml:space="preserve"> </w:t>
             </w:r>
+            <w:proofErr w:type="spellStart"/>
             <w:r>
               <w:rPr>
                 <w:rFonts w:ascii="Arial" w:hAnsi="Arial" w:cs="Arial"/>
               </w:rPr>
               <w:t>kısmının</w:t>
             </w:r>
+            <w:proofErr w:type="spellEnd"/>
             <w:r>
               <w:rPr>
                 <w:rFonts w:ascii="Arial" w:hAnsi="Arial" w:cs="Arial"/>
               </w:rPr>
               <w:t xml:space="preserve"> </w:t>
             </w:r>
+            <w:proofErr w:type="spellStart"/>
             <w:r>
               <w:rPr>
                 <w:rFonts w:ascii="Arial" w:hAnsi="Arial" w:cs="Arial"/>
               </w:rPr>
-              <w:t>belirlenmesi.</w:t>
+              <w:t>belirlenmesi</w:t>
+            </w:r>
+            <w:proofErr w:type="spellEnd"/>
+            <w:r>
+              <w:rPr>
+                <w:rFonts w:ascii="Arial" w:hAnsi="Arial" w:cs="Arial"/>
+              </w:rPr>
+              <w:t>.</w:t>
             </w:r>
           </w:p>
         </w:tc>
@@ -732,7 +876,21 @@
               <w:rPr>
                 <w:rFonts w:ascii="Arial" w:hAnsi="Arial" w:cs="Arial"/>
               </w:rPr>
-              <w:t>Erhan Hıdır Mersin</w:t>
+              <w:t xml:space="preserve">Erhan </w:t>
+            </w:r>
+            <w:proofErr w:type="spellStart"/>
+            <w:r>
+              <w:rPr>
+                <w:rFonts w:ascii="Arial" w:hAnsi="Arial" w:cs="Arial"/>
+              </w:rPr>
+              <w:t>Hıdır</w:t>
+            </w:r>
+            <w:proofErr w:type="spellEnd"/>
+            <w:r>
+              <w:rPr>
+                <w:rFonts w:ascii="Arial" w:hAnsi="Arial" w:cs="Arial"/>
+              </w:rPr>
+              <w:t xml:space="preserve"> Mersin</w:t>
             </w:r>
           </w:p>
         </w:tc>
@@ -914,8 +1072,16 @@
               <w:rPr>
                 <w:rFonts w:ascii="Arial" w:hAnsi="Arial" w:cs="Arial"/>
               </w:rPr>
-              <w:t>Zeynep Sarılar</w:t>
+              <w:t xml:space="preserve">Zeynep </w:t>
             </w:r>
+            <w:proofErr w:type="spellStart"/>
+            <w:r>
+              <w:rPr>
+                <w:rFonts w:ascii="Arial" w:hAnsi="Arial" w:cs="Arial"/>
+              </w:rPr>
+              <w:t>Sarılar</w:t>
+            </w:r>
+            <w:proofErr w:type="spellEnd"/>
           </w:p>
         </w:tc>
         <w:tc>
@@ -997,6 +1163,7 @@
           <w:sz w:val="40"/>
           <w:szCs w:val="40"/>
         </w:rPr>
+        <w:lastRenderedPageBreak/>
         <w:t xml:space="preserve">2) </w:t>
       </w:r>
       <w:r>
@@ -1402,6 +1569,7 @@
         </w:rPr>
         <w:t xml:space="preserve">JDK 23, JavaFX 23.0x, SQLite </w:t>
       </w:r>
+      <w:proofErr w:type="spellStart"/>
       <w:r>
         <w:rPr>
           <w:rFonts w:ascii="Arial" w:hAnsi="Arial" w:cs="Arial"/>
@@ -1409,8 +1577,9 @@
           <w:szCs w:val="28"/>
           <w:lang w:val="en-US"/>
         </w:rPr>
-        <w:t>xerial sqlite-jdbc 3.43.0.0</w:t>
-      </w:r>
+        <w:t>xerial</w:t>
+      </w:r>
+      <w:proofErr w:type="spellEnd"/>
       <w:r>
         <w:rPr>
           <w:rFonts w:ascii="Arial" w:hAnsi="Arial" w:cs="Arial"/>
@@ -1418,7 +1587,56 @@
           <w:szCs w:val="28"/>
           <w:lang w:val="en-US"/>
         </w:rPr>
-        <w:t>, Maven 3.9x, Git – latest version, VSCode - latest version</w:t>
+        <w:t xml:space="preserve"> </w:t>
+      </w:r>
+      <w:proofErr w:type="spellStart"/>
+      <w:r>
+        <w:rPr>
+          <w:rFonts w:ascii="Arial" w:hAnsi="Arial" w:cs="Arial"/>
+          <w:sz w:val="28"/>
+          <w:szCs w:val="28"/>
+          <w:lang w:val="en-US"/>
+        </w:rPr>
+        <w:t>sqlite-jdbc</w:t>
+      </w:r>
+      <w:proofErr w:type="spellEnd"/>
+      <w:r>
+        <w:rPr>
+          <w:rFonts w:ascii="Arial" w:hAnsi="Arial" w:cs="Arial"/>
+          <w:sz w:val="28"/>
+          <w:szCs w:val="28"/>
+          <w:lang w:val="en-US"/>
+        </w:rPr>
+        <w:t xml:space="preserve"> 3.43.0.0</w:t>
+      </w:r>
+      <w:r>
+        <w:rPr>
+          <w:rFonts w:ascii="Arial" w:hAnsi="Arial" w:cs="Arial"/>
+          <w:sz w:val="28"/>
+          <w:szCs w:val="28"/>
+          <w:lang w:val="en-US"/>
+        </w:rPr>
+        <w:t xml:space="preserve">, Maven 3.9x, Git – latest version, </w:t>
+      </w:r>
+      <w:proofErr w:type="spellStart"/>
+      <w:r>
+        <w:rPr>
+          <w:rFonts w:ascii="Arial" w:hAnsi="Arial" w:cs="Arial"/>
+          <w:sz w:val="28"/>
+          <w:szCs w:val="28"/>
+          <w:lang w:val="en-US"/>
+        </w:rPr>
+        <w:t>VSCode</w:t>
+      </w:r>
+      <w:proofErr w:type="spellEnd"/>
+      <w:r>
+        <w:rPr>
+          <w:rFonts w:ascii="Arial" w:hAnsi="Arial" w:cs="Arial"/>
+          <w:sz w:val="28"/>
+          <w:szCs w:val="28"/>
+          <w:lang w:val="en-US"/>
+        </w:rPr>
+        <w:t xml:space="preserve"> - latest version</w:t>
       </w:r>
     </w:p>
     <w:p>
@@ -1825,6 +2043,7 @@
                 <w:sz w:val="28"/>
                 <w:szCs w:val="28"/>
               </w:rPr>
+              <w:lastRenderedPageBreak/>
               <w:t>3</w:t>
             </w:r>
           </w:p>
@@ -2584,6 +2803,7 @@
           <w:sz w:val="28"/>
           <w:szCs w:val="28"/>
         </w:rPr>
+        <w:lastRenderedPageBreak/>
         <w:t>Build Konfigürasyonu</w:t>
       </w:r>
     </w:p>

--- a/Docs/PA3/Deployment Plan Document.docx
+++ b/Docs/PA3/Deployment Plan Document.docx
@@ -19,39 +19,8 @@
           <w:sz w:val="32"/>
           <w:szCs w:val="32"/>
         </w:rPr>
-        <w:t xml:space="preserve">BİL481 – </w:t>
-      </w:r>
-      <w:proofErr w:type="spellStart"/>
-      <w:r>
-        <w:rPr>
-          <w:rFonts w:ascii="Arial" w:hAnsi="Arial" w:cs="Arial"/>
-          <w:b/>
-          <w:sz w:val="32"/>
-          <w:szCs w:val="32"/>
-        </w:rPr>
-        <w:t>Yazılım</w:t>
-      </w:r>
-      <w:proofErr w:type="spellEnd"/>
-      <w:r>
-        <w:rPr>
-          <w:rFonts w:ascii="Arial" w:hAnsi="Arial" w:cs="Arial"/>
-          <w:b/>
-          <w:sz w:val="32"/>
-          <w:szCs w:val="32"/>
-        </w:rPr>
-        <w:t xml:space="preserve"> </w:t>
-      </w:r>
-      <w:proofErr w:type="spellStart"/>
-      <w:r>
-        <w:rPr>
-          <w:rFonts w:ascii="Arial" w:hAnsi="Arial" w:cs="Arial"/>
-          <w:b/>
-          <w:sz w:val="32"/>
-          <w:szCs w:val="32"/>
-        </w:rPr>
-        <w:t>Mühendisliği</w:t>
-      </w:r>
-      <w:proofErr w:type="spellEnd"/>
+        <w:t>BİL481 – Yazılım Mühendisliği</w:t>
+      </w:r>
     </w:p>
     <w:p>
       <w:pPr>
@@ -200,37 +169,12 @@
           <w:b/>
         </w:rPr>
       </w:pPr>
-      <w:proofErr w:type="spellStart"/>
       <w:r>
         <w:rPr>
           <w:rFonts w:ascii="Arial" w:hAnsi="Arial" w:cs="Arial"/>
           <w:b/>
         </w:rPr>
-        <w:t>Katkı</w:t>
-      </w:r>
-      <w:proofErr w:type="spellEnd"/>
-      <w:r>
-        <w:rPr>
-          <w:rFonts w:ascii="Arial" w:hAnsi="Arial" w:cs="Arial"/>
-          <w:b/>
-        </w:rPr>
-        <w:t xml:space="preserve"> </w:t>
-      </w:r>
-      <w:proofErr w:type="spellStart"/>
-      <w:r>
-        <w:rPr>
-          <w:rFonts w:ascii="Arial" w:hAnsi="Arial" w:cs="Arial"/>
-          <w:b/>
-        </w:rPr>
-        <w:t>Sağlayanlar</w:t>
-      </w:r>
-      <w:proofErr w:type="spellEnd"/>
-      <w:r>
-        <w:rPr>
-          <w:rFonts w:ascii="Arial" w:hAnsi="Arial" w:cs="Arial"/>
-          <w:b/>
-        </w:rPr>
-        <w:t>:</w:t>
+        <w:t>Katkı Sağlayanlar:</w:t>
       </w:r>
     </w:p>
     <w:p>
@@ -272,21 +216,7 @@
         <w:rPr>
           <w:rFonts w:ascii="Arial" w:hAnsi="Arial" w:cs="Arial"/>
         </w:rPr>
-        <w:t xml:space="preserve">Erhan </w:t>
-      </w:r>
-      <w:proofErr w:type="spellStart"/>
-      <w:r>
-        <w:rPr>
-          <w:rFonts w:ascii="Arial" w:hAnsi="Arial" w:cs="Arial"/>
-        </w:rPr>
-        <w:t>Hıdır</w:t>
-      </w:r>
-      <w:proofErr w:type="spellEnd"/>
-      <w:r>
-        <w:rPr>
-          <w:rFonts w:ascii="Arial" w:hAnsi="Arial" w:cs="Arial"/>
-        </w:rPr>
-        <w:t xml:space="preserve"> Mersin 241101002</w:t>
+        <w:t>Erhan Hıdır Mersin 241101002</w:t>
       </w:r>
     </w:p>
     <w:p>
@@ -317,21 +247,7 @@
         <w:rPr>
           <w:rFonts w:ascii="Arial" w:hAnsi="Arial" w:cs="Arial"/>
         </w:rPr>
-        <w:t xml:space="preserve">Zeynep </w:t>
-      </w:r>
-      <w:proofErr w:type="spellStart"/>
-      <w:r>
-        <w:rPr>
-          <w:rFonts w:ascii="Arial" w:hAnsi="Arial" w:cs="Arial"/>
-        </w:rPr>
-        <w:t>Sarılar</w:t>
-      </w:r>
-      <w:proofErr w:type="spellEnd"/>
-      <w:r>
-        <w:rPr>
-          <w:rFonts w:ascii="Arial" w:hAnsi="Arial" w:cs="Arial"/>
-        </w:rPr>
-        <w:t xml:space="preserve"> 231101006</w:t>
+        <w:t>Zeynep Sarılar 231101006</w:t>
       </w:r>
     </w:p>
     <w:p>
@@ -380,7 +296,6 @@
           <w:sz w:val="40"/>
           <w:szCs w:val="40"/>
         </w:rPr>
-        <w:lastRenderedPageBreak/>
         <w:t>Deployment Plan Document</w:t>
       </w:r>
     </w:p>
@@ -669,42 +584,24 @@
               </w:rPr>
               <w:t xml:space="preserve">Deployment </w:t>
             </w:r>
-            <w:proofErr w:type="spellStart"/>
             <w:r>
               <w:rPr>
                 <w:rFonts w:ascii="Arial" w:hAnsi="Arial" w:cs="Arial"/>
               </w:rPr>
-              <w:t>Overwiev</w:t>
+              <w:t>Overview</w:t>
             </w:r>
-            <w:proofErr w:type="spellEnd"/>
             <w:r>
               <w:rPr>
                 <w:rFonts w:ascii="Arial" w:hAnsi="Arial" w:cs="Arial"/>
               </w:rPr>
               <w:t xml:space="preserve"> </w:t>
             </w:r>
-            <w:proofErr w:type="spellStart"/>
             <w:r>
               <w:rPr>
                 <w:rFonts w:ascii="Arial" w:hAnsi="Arial" w:cs="Arial"/>
               </w:rPr>
-              <w:t>bölümünün</w:t>
+              <w:t>bölümünün yazılması</w:t>
             </w:r>
-            <w:proofErr w:type="spellEnd"/>
-            <w:r>
-              <w:rPr>
-                <w:rFonts w:ascii="Arial" w:hAnsi="Arial" w:cs="Arial"/>
-              </w:rPr>
-              <w:t xml:space="preserve"> </w:t>
-            </w:r>
-            <w:proofErr w:type="spellStart"/>
-            <w:r>
-              <w:rPr>
-                <w:rFonts w:ascii="Arial" w:hAnsi="Arial" w:cs="Arial"/>
-              </w:rPr>
-              <w:t>yazılması</w:t>
-            </w:r>
-            <w:proofErr w:type="spellEnd"/>
             <w:r>
               <w:rPr>
                 <w:rFonts w:ascii="Arial" w:hAnsi="Arial" w:cs="Arial"/>
@@ -771,21 +668,18 @@
               </w:rPr>
               <w:t xml:space="preserve">Deployment </w:t>
             </w:r>
-            <w:proofErr w:type="spellStart"/>
             <w:r>
               <w:rPr>
                 <w:rFonts w:ascii="Arial" w:hAnsi="Arial" w:cs="Arial"/>
               </w:rPr>
-              <w:t>Overwiev</w:t>
+              <w:t>Overview</w:t>
             </w:r>
-            <w:proofErr w:type="spellEnd"/>
             <w:r>
               <w:rPr>
                 <w:rFonts w:ascii="Arial" w:hAnsi="Arial" w:cs="Arial"/>
               </w:rPr>
               <w:t xml:space="preserve"> </w:t>
             </w:r>
-            <w:proofErr w:type="spellStart"/>
             <w:r>
               <w:rPr>
                 <w:rFonts w:ascii="Arial" w:hAnsi="Arial" w:cs="Arial"/>
@@ -798,7 +692,6 @@
               </w:rPr>
               <w:t>de</w:t>
             </w:r>
-            <w:proofErr w:type="spellEnd"/>
             <w:r>
               <w:rPr>
                 <w:rFonts w:ascii="Arial" w:hAnsi="Arial" w:cs="Arial"/>
@@ -817,33 +710,23 @@
               </w:rPr>
               <w:t xml:space="preserve"> </w:t>
             </w:r>
-            <w:proofErr w:type="spellStart"/>
             <w:r>
               <w:rPr>
                 <w:rFonts w:ascii="Arial" w:hAnsi="Arial" w:cs="Arial"/>
               </w:rPr>
               <w:t>kısmının</w:t>
             </w:r>
-            <w:proofErr w:type="spellEnd"/>
             <w:r>
               <w:rPr>
                 <w:rFonts w:ascii="Arial" w:hAnsi="Arial" w:cs="Arial"/>
               </w:rPr>
               <w:t xml:space="preserve"> </w:t>
             </w:r>
-            <w:proofErr w:type="spellStart"/>
             <w:r>
               <w:rPr>
                 <w:rFonts w:ascii="Arial" w:hAnsi="Arial" w:cs="Arial"/>
               </w:rPr>
-              <w:t>belirlenmesi</w:t>
-            </w:r>
-            <w:proofErr w:type="spellEnd"/>
-            <w:r>
-              <w:rPr>
-                <w:rFonts w:ascii="Arial" w:hAnsi="Arial" w:cs="Arial"/>
-              </w:rPr>
-              <w:t>.</w:t>
+              <w:t>belirlenmesi.</w:t>
             </w:r>
           </w:p>
         </w:tc>
@@ -876,21 +759,7 @@
               <w:rPr>
                 <w:rFonts w:ascii="Arial" w:hAnsi="Arial" w:cs="Arial"/>
               </w:rPr>
-              <w:t xml:space="preserve">Erhan </w:t>
-            </w:r>
-            <w:proofErr w:type="spellStart"/>
-            <w:r>
-              <w:rPr>
-                <w:rFonts w:ascii="Arial" w:hAnsi="Arial" w:cs="Arial"/>
-              </w:rPr>
-              <w:t>Hıdır</w:t>
-            </w:r>
-            <w:proofErr w:type="spellEnd"/>
-            <w:r>
-              <w:rPr>
-                <w:rFonts w:ascii="Arial" w:hAnsi="Arial" w:cs="Arial"/>
-              </w:rPr>
-              <w:t xml:space="preserve"> Mersin</w:t>
+              <w:t>Erhan Hıdır Mersin</w:t>
             </w:r>
           </w:p>
         </w:tc>
@@ -1072,16 +941,8 @@
               <w:rPr>
                 <w:rFonts w:ascii="Arial" w:hAnsi="Arial" w:cs="Arial"/>
               </w:rPr>
-              <w:t xml:space="preserve">Zeynep </w:t>
+              <w:t>Zeynep Sarılar</w:t>
             </w:r>
-            <w:proofErr w:type="spellStart"/>
-            <w:r>
-              <w:rPr>
-                <w:rFonts w:ascii="Arial" w:hAnsi="Arial" w:cs="Arial"/>
-              </w:rPr>
-              <w:t>Sarılar</w:t>
-            </w:r>
-            <w:proofErr w:type="spellEnd"/>
           </w:p>
         </w:tc>
         <w:tc>
@@ -1163,7 +1024,6 @@
           <w:sz w:val="40"/>
           <w:szCs w:val="40"/>
         </w:rPr>
-        <w:lastRenderedPageBreak/>
         <w:t xml:space="preserve">2) </w:t>
       </w:r>
       <w:r>
@@ -1289,7 +1149,23 @@
           <w:sz w:val="28"/>
           <w:szCs w:val="28"/>
         </w:rPr>
-        <w:t xml:space="preserve">acaginin genel </w:t>
+        <w:t>ac</w:t>
+      </w:r>
+      <w:r>
+        <w:rPr>
+          <w:rFonts w:ascii="Arial" w:hAnsi="Arial" w:cs="Arial"/>
+          <w:sz w:val="28"/>
+          <w:szCs w:val="28"/>
+        </w:rPr>
+        <w:t>ağının</w:t>
+      </w:r>
+      <w:r>
+        <w:rPr>
+          <w:rFonts w:ascii="Arial" w:hAnsi="Arial" w:cs="Arial"/>
+          <w:sz w:val="28"/>
+          <w:szCs w:val="28"/>
+        </w:rPr>
+        <w:t xml:space="preserve"> genel </w:t>
       </w:r>
       <w:r>
         <w:rPr>
@@ -1340,7 +1216,39 @@
           <w:sz w:val="28"/>
           <w:szCs w:val="28"/>
         </w:rPr>
-        <w:t xml:space="preserve">Fellow projesi JavsFX, Java ve SQLite kullanarak local bilgisayarda calisir. Bu </w:t>
+        <w:t>Fellow projesi Jav</w:t>
+      </w:r>
+      <w:r>
+        <w:rPr>
+          <w:rFonts w:ascii="Arial" w:hAnsi="Arial" w:cs="Arial"/>
+          <w:sz w:val="28"/>
+          <w:szCs w:val="28"/>
+        </w:rPr>
+        <w:t>a</w:t>
+      </w:r>
+      <w:r>
+        <w:rPr>
+          <w:rFonts w:ascii="Arial" w:hAnsi="Arial" w:cs="Arial"/>
+          <w:sz w:val="28"/>
+          <w:szCs w:val="28"/>
+        </w:rPr>
+        <w:t xml:space="preserve">FX, Java ve SQLite kullanarak local bilgisayarda </w:t>
+      </w:r>
+      <w:r>
+        <w:rPr>
+          <w:rFonts w:ascii="Arial" w:hAnsi="Arial" w:cs="Arial"/>
+          <w:sz w:val="28"/>
+          <w:szCs w:val="28"/>
+        </w:rPr>
+        <w:t>çalışı</w:t>
+      </w:r>
+      <w:r>
+        <w:rPr>
+          <w:rFonts w:ascii="Arial" w:hAnsi="Arial" w:cs="Arial"/>
+          <w:sz w:val="28"/>
+          <w:szCs w:val="28"/>
+        </w:rPr>
+        <w:t xml:space="preserve">r. Bu </w:t>
       </w:r>
       <w:r>
         <w:rPr>
@@ -1569,7 +1477,6 @@
         </w:rPr>
         <w:t xml:space="preserve">JDK 23, JavaFX 23.0x, SQLite </w:t>
       </w:r>
-      <w:proofErr w:type="spellStart"/>
       <w:r>
         <w:rPr>
           <w:rFonts w:ascii="Arial" w:hAnsi="Arial" w:cs="Arial"/>
@@ -1577,9 +1484,8 @@
           <w:szCs w:val="28"/>
           <w:lang w:val="en-US"/>
         </w:rPr>
-        <w:t>xerial</w:t>
-      </w:r>
-      <w:proofErr w:type="spellEnd"/>
+        <w:t>xerial sqlite-jdbc 3.43.0.0</w:t>
+      </w:r>
       <w:r>
         <w:rPr>
           <w:rFonts w:ascii="Arial" w:hAnsi="Arial" w:cs="Arial"/>
@@ -1587,56 +1493,7 @@
           <w:szCs w:val="28"/>
           <w:lang w:val="en-US"/>
         </w:rPr>
-        <w:t xml:space="preserve"> </w:t>
-      </w:r>
-      <w:proofErr w:type="spellStart"/>
-      <w:r>
-        <w:rPr>
-          <w:rFonts w:ascii="Arial" w:hAnsi="Arial" w:cs="Arial"/>
-          <w:sz w:val="28"/>
-          <w:szCs w:val="28"/>
-          <w:lang w:val="en-US"/>
-        </w:rPr>
-        <w:t>sqlite-jdbc</w:t>
-      </w:r>
-      <w:proofErr w:type="spellEnd"/>
-      <w:r>
-        <w:rPr>
-          <w:rFonts w:ascii="Arial" w:hAnsi="Arial" w:cs="Arial"/>
-          <w:sz w:val="28"/>
-          <w:szCs w:val="28"/>
-          <w:lang w:val="en-US"/>
-        </w:rPr>
-        <w:t xml:space="preserve"> 3.43.0.0</w:t>
-      </w:r>
-      <w:r>
-        <w:rPr>
-          <w:rFonts w:ascii="Arial" w:hAnsi="Arial" w:cs="Arial"/>
-          <w:sz w:val="28"/>
-          <w:szCs w:val="28"/>
-          <w:lang w:val="en-US"/>
-        </w:rPr>
-        <w:t xml:space="preserve">, Maven 3.9x, Git – latest version, </w:t>
-      </w:r>
-      <w:proofErr w:type="spellStart"/>
-      <w:r>
-        <w:rPr>
-          <w:rFonts w:ascii="Arial" w:hAnsi="Arial" w:cs="Arial"/>
-          <w:sz w:val="28"/>
-          <w:szCs w:val="28"/>
-          <w:lang w:val="en-US"/>
-        </w:rPr>
-        <w:t>VSCode</w:t>
-      </w:r>
-      <w:proofErr w:type="spellEnd"/>
-      <w:r>
-        <w:rPr>
-          <w:rFonts w:ascii="Arial" w:hAnsi="Arial" w:cs="Arial"/>
-          <w:sz w:val="28"/>
-          <w:szCs w:val="28"/>
-          <w:lang w:val="en-US"/>
-        </w:rPr>
-        <w:t xml:space="preserve"> - latest version</w:t>
+        <w:t>, Maven 3.9x, Git – latest version, VSCode - latest version</w:t>
       </w:r>
     </w:p>
     <w:p>
@@ -2043,7 +1900,6 @@
                 <w:sz w:val="28"/>
                 <w:szCs w:val="28"/>
               </w:rPr>
-              <w:lastRenderedPageBreak/>
               <w:t>3</w:t>
             </w:r>
           </w:p>
@@ -2346,7 +2202,27 @@
           <w:sz w:val="34"/>
           <w:szCs w:val="34"/>
         </w:rPr>
-        <w:t>Adimlar:</w:t>
+        <w:t>Ad</w:t>
+      </w:r>
+      <w:r>
+        <w:rPr>
+          <w:rFonts w:ascii="Arial" w:hAnsi="Arial" w:cs="Arial"/>
+          <w:b/>
+          <w:bCs/>
+          <w:sz w:val="34"/>
+          <w:szCs w:val="34"/>
+        </w:rPr>
+        <w:t>ı</w:t>
+      </w:r>
+      <w:r>
+        <w:rPr>
+          <w:rFonts w:ascii="Arial" w:hAnsi="Arial" w:cs="Arial"/>
+          <w:b/>
+          <w:bCs/>
+          <w:sz w:val="34"/>
+          <w:szCs w:val="34"/>
+        </w:rPr>
+        <w:t>mlar:</w:t>
       </w:r>
     </w:p>
     <w:p>
@@ -2783,7 +2659,23 @@
           <w:sz w:val="28"/>
           <w:szCs w:val="28"/>
         </w:rPr>
-        <w:t xml:space="preserve"> herhangi bir harici sunucu, bulut servisi veya ağ konfigürasyonu gerektirmemektedir. Tüm konfigürasyon demo makinesinde yerel olarak sağlanmaktadır.</w:t>
+        <w:t xml:space="preserve"> herhangi bir harici sunucu, bulut servisi veya ağ konfigürasyonu gerektirmemektedir. Tüm konfigürasyon </w:t>
+      </w:r>
+      <w:r>
+        <w:rPr>
+          <w:rFonts w:ascii="Arial" w:hAnsi="Arial" w:cs="Arial"/>
+          <w:sz w:val="28"/>
+          <w:szCs w:val="28"/>
+        </w:rPr>
+        <w:t>makinede</w:t>
+      </w:r>
+      <w:r>
+        <w:rPr>
+          <w:rFonts w:ascii="Arial" w:hAnsi="Arial" w:cs="Arial"/>
+          <w:sz w:val="28"/>
+          <w:szCs w:val="28"/>
+        </w:rPr>
+        <w:t xml:space="preserve"> yerel olarak sağlanmaktadır.</w:t>
       </w:r>
     </w:p>
     <w:p>
@@ -2803,7 +2695,6 @@
           <w:sz w:val="28"/>
           <w:szCs w:val="28"/>
         </w:rPr>
-        <w:lastRenderedPageBreak/>
         <w:t>Build Konfigürasyonu</w:t>
       </w:r>
     </w:p>
@@ -2908,7 +2799,23 @@
           <w:sz w:val="28"/>
           <w:szCs w:val="28"/>
         </w:rPr>
-        <w:t xml:space="preserve">gerekmemektedir.proje </w:t>
+        <w:t>erekmemektedir.</w:t>
+      </w:r>
+      <w:r>
+        <w:rPr>
+          <w:rFonts w:ascii="Arial" w:hAnsi="Arial" w:cs="Arial"/>
+          <w:sz w:val="28"/>
+          <w:szCs w:val="28"/>
+        </w:rPr>
+        <w:t xml:space="preserve"> Pro</w:t>
+      </w:r>
+      <w:r>
+        <w:rPr>
+          <w:rFonts w:ascii="Arial" w:hAnsi="Arial" w:cs="Arial"/>
+          <w:sz w:val="28"/>
+          <w:szCs w:val="28"/>
+        </w:rPr>
+        <w:t xml:space="preserve">je </w:t>
       </w:r>
       <w:r>
         <w:rPr>
